--- a/CÔNG TY TNHH PHỤ KIỆN MỘC NĂM HÙNG/NamHung_TangVon/Bien_ban_hop_HDTV_Edited_OK.docx
+++ b/CÔNG TY TNHH PHỤ KIỆN MỘC NĂM HÙNG/NamHung_TangVon/Bien_ban_hop_HDTV_Edited_OK.docx
@@ -1,6 +1,6 @@
 
 <file path=word/document.xml><?xml version="1.0" encoding="utf-8"?>
-<w:document xmlns:wpc="http://schemas.microsoft.com/office/word/2010/wordprocessingCanvas" xmlns:cx="http://schemas.microsoft.com/office/drawing/2014/chartex" xmlns:cx1="http://schemas.microsoft.com/office/drawing/2015/9/8/chartex" xmlns:mc="http://schemas.openxmlformats.org/markup-compatibility/2006" xmlns:o="urn:schemas-microsoft-com:office:office" xmlns:r="http://schemas.openxmlformats.org/officeDocument/2006/relationships" xmlns:m="http://schemas.openxmlformats.org/officeDocument/2006/math" xmlns:v="urn:schemas-microsoft-com:vml" xmlns:wp14="http://schemas.microsoft.com/office/word/2010/wordprocessingDrawing" xmlns:wp="http://schemas.openxmlformats.org/drawingml/2006/wordprocessingDrawing" xmlns:w10="urn:schemas-microsoft-com:office:word" xmlns:w="http://schemas.openxmlformats.org/wordprocessingml/2006/main" xmlns:w14="http://schemas.microsoft.com/office/word/2010/wordml" xmlns:w15="http://schemas.microsoft.com/office/word/2012/wordml" xmlns:w16se="http://schemas.microsoft.com/office/word/2015/wordml/symex" xmlns:wpg="http://schemas.microsoft.com/office/word/2010/wordprocessingGroup" xmlns:wpi="http://schemas.microsoft.com/office/word/2010/wordprocessingInk" xmlns:wne="http://schemas.microsoft.com/office/word/2006/wordml" xmlns:wps="http://schemas.microsoft.com/office/word/2010/wordprocessingShape" mc:Ignorable="w14 w15 w16se wp14">
+<w:document xmlns:wpc="http://schemas.microsoft.com/office/word/2010/wordprocessingCanvas" xmlns:cx="http://schemas.microsoft.com/office/drawing/2014/chartex" xmlns:cx1="http://schemas.microsoft.com/office/drawing/2015/9/8/chartex" xmlns:cx2="http://schemas.microsoft.com/office/drawing/2015/10/21/chartex" xmlns:cx3="http://schemas.microsoft.com/office/drawing/2016/5/9/chartex" xmlns:cx4="http://schemas.microsoft.com/office/drawing/2016/5/10/chartex" xmlns:cx5="http://schemas.microsoft.com/office/drawing/2016/5/11/chartex" xmlns:cx6="http://schemas.microsoft.com/office/drawing/2016/5/12/chartex" xmlns:cx7="http://schemas.microsoft.com/office/drawing/2016/5/13/chartex" xmlns:cx8="http://schemas.microsoft.com/office/drawing/2016/5/14/chartex" xmlns:mc="http://schemas.openxmlformats.org/markup-compatibility/2006" xmlns:aink="http://schemas.microsoft.com/office/drawing/2016/ink" xmlns:am3d="http://schemas.microsoft.com/office/drawing/2017/model3d" xmlns:o="urn:schemas-microsoft-com:office:office" xmlns:oel="http://schemas.microsoft.com/office/2019/extlst" xmlns:r="http://schemas.openxmlformats.org/officeDocument/2006/relationships" xmlns:m="http://schemas.openxmlformats.org/officeDocument/2006/math" xmlns:v="urn:schemas-microsoft-com:vml" xmlns:wp14="http://schemas.microsoft.com/office/word/2010/wordprocessingDrawing" xmlns:wp="http://schemas.openxmlformats.org/drawingml/2006/wordprocessingDrawing" xmlns:w10="urn:schemas-microsoft-com:office:word" xmlns:w="http://schemas.openxmlformats.org/wordprocessingml/2006/main" xmlns:w14="http://schemas.microsoft.com/office/word/2010/wordml" xmlns:w15="http://schemas.microsoft.com/office/word/2012/wordml" xmlns:w16cex="http://schemas.microsoft.com/office/word/2018/wordml/cex" xmlns:w16cid="http://schemas.microsoft.com/office/word/2016/wordml/cid" xmlns:w16="http://schemas.microsoft.com/office/word/2018/wordml" xmlns:w16du="http://schemas.microsoft.com/office/word/2023/wordml/word16du" xmlns:w16sdtdh="http://schemas.microsoft.com/office/word/2020/wordml/sdtdatahash" xmlns:w16sdtfl="http://schemas.microsoft.com/office/word/2024/wordml/sdtformatlock" xmlns:w16se="http://schemas.microsoft.com/office/word/2015/wordml/symex" xmlns:wpg="http://schemas.microsoft.com/office/word/2010/wordprocessingGroup" xmlns:wpi="http://schemas.microsoft.com/office/word/2010/wordprocessingInk" xmlns:wne="http://schemas.microsoft.com/office/word/2006/wordml" xmlns:wps="http://schemas.microsoft.com/office/word/2010/wordprocessingShape" mc:Ignorable="w14 w15 w16se w16cid w16 w16cex w16sdtdh w16sdtfl w16du wp14">
   <w:body>
     <w:tbl>
       <w:tblPr>
@@ -420,7 +420,14 @@
           <w:rFonts w:cs="Times New Roman"/>
           <w:szCs w:val="26"/>
         </w:rPr>
-        <w:t>25</w:t>
+        <w:t>1</w:t>
+      </w:r>
+      <w:r>
+        <w:rPr>
+          <w:rFonts w:cs="Times New Roman"/>
+          <w:szCs w:val="26"/>
+        </w:rPr>
+        <w:t>5</w:t>
       </w:r>
       <w:r>
         <w:rPr>
@@ -530,7 +537,7 @@
           <w:rFonts w:cs="Times New Roman"/>
           <w:szCs w:val="26"/>
         </w:rPr>
-        <w:t>2</w:t>
+        <w:t>1</w:t>
       </w:r>
       <w:r>
         <w:rPr>
@@ -539,8 +546,6 @@
         </w:rPr>
         <w:t>4</w:t>
       </w:r>
-      <w:bookmarkStart w:id="0" w:name="_GoBack"/>
-      <w:bookmarkEnd w:id="0"/>
       <w:r>
         <w:rPr>
           <w:rFonts w:cs="Times New Roman"/>
@@ -2482,7 +2487,7 @@
 </file>
 
 <file path=word/numbering.xml><?xml version="1.0" encoding="utf-8"?>
-<w:numbering xmlns:wpc="http://schemas.microsoft.com/office/word/2010/wordprocessingCanvas" xmlns:cx="http://schemas.microsoft.com/office/drawing/2014/chartex" xmlns:cx1="http://schemas.microsoft.com/office/drawing/2015/9/8/chartex" xmlns:mc="http://schemas.openxmlformats.org/markup-compatibility/2006" xmlns:o="urn:schemas-microsoft-com:office:office" xmlns:r="http://schemas.openxmlformats.org/officeDocument/2006/relationships" xmlns:m="http://schemas.openxmlformats.org/officeDocument/2006/math" xmlns:v="urn:schemas-microsoft-com:vml" xmlns:wp14="http://schemas.microsoft.com/office/word/2010/wordprocessingDrawing" xmlns:wp="http://schemas.openxmlformats.org/drawingml/2006/wordprocessingDrawing" xmlns:w10="urn:schemas-microsoft-com:office:word" xmlns:w="http://schemas.openxmlformats.org/wordprocessingml/2006/main" xmlns:w14="http://schemas.microsoft.com/office/word/2010/wordml" xmlns:w15="http://schemas.microsoft.com/office/word/2012/wordml" xmlns:w16se="http://schemas.microsoft.com/office/word/2015/wordml/symex" xmlns:wpg="http://schemas.microsoft.com/office/word/2010/wordprocessingGroup" xmlns:wpi="http://schemas.microsoft.com/office/word/2010/wordprocessingInk" xmlns:wne="http://schemas.microsoft.com/office/word/2006/wordml" xmlns:wps="http://schemas.microsoft.com/office/word/2010/wordprocessingShape" mc:Ignorable="w14 w15 w16se wp14">
+<w:numbering xmlns:wpc="http://schemas.microsoft.com/office/word/2010/wordprocessingCanvas" xmlns:cx="http://schemas.microsoft.com/office/drawing/2014/chartex" xmlns:cx1="http://schemas.microsoft.com/office/drawing/2015/9/8/chartex" xmlns:cx2="http://schemas.microsoft.com/office/drawing/2015/10/21/chartex" xmlns:cx3="http://schemas.microsoft.com/office/drawing/2016/5/9/chartex" xmlns:cx4="http://schemas.microsoft.com/office/drawing/2016/5/10/chartex" xmlns:cx5="http://schemas.microsoft.com/office/drawing/2016/5/11/chartex" xmlns:cx6="http://schemas.microsoft.com/office/drawing/2016/5/12/chartex" xmlns:cx7="http://schemas.microsoft.com/office/drawing/2016/5/13/chartex" xmlns:cx8="http://schemas.microsoft.com/office/drawing/2016/5/14/chartex" xmlns:mc="http://schemas.openxmlformats.org/markup-compatibility/2006" xmlns:aink="http://schemas.microsoft.com/office/drawing/2016/ink" xmlns:am3d="http://schemas.microsoft.com/office/drawing/2017/model3d" xmlns:o="urn:schemas-microsoft-com:office:office" xmlns:oel="http://schemas.microsoft.com/office/2019/extlst" xmlns:r="http://schemas.openxmlformats.org/officeDocument/2006/relationships" xmlns:m="http://schemas.openxmlformats.org/officeDocument/2006/math" xmlns:v="urn:schemas-microsoft-com:vml" xmlns:wp14="http://schemas.microsoft.com/office/word/2010/wordprocessingDrawing" xmlns:wp="http://schemas.openxmlformats.org/drawingml/2006/wordprocessingDrawing" xmlns:w10="urn:schemas-microsoft-com:office:word" xmlns:w="http://schemas.openxmlformats.org/wordprocessingml/2006/main" xmlns:w14="http://schemas.microsoft.com/office/word/2010/wordml" xmlns:w15="http://schemas.microsoft.com/office/word/2012/wordml" xmlns:w16cex="http://schemas.microsoft.com/office/word/2018/wordml/cex" xmlns:w16cid="http://schemas.microsoft.com/office/word/2016/wordml/cid" xmlns:w16="http://schemas.microsoft.com/office/word/2018/wordml" xmlns:w16du="http://schemas.microsoft.com/office/word/2023/wordml/word16du" xmlns:w16sdtdh="http://schemas.microsoft.com/office/word/2020/wordml/sdtdatahash" xmlns:w16sdtfl="http://schemas.microsoft.com/office/word/2024/wordml/sdtformatlock" xmlns:w16se="http://schemas.microsoft.com/office/word/2015/wordml/symex" xmlns:wpg="http://schemas.microsoft.com/office/word/2010/wordprocessingGroup" xmlns:wpi="http://schemas.microsoft.com/office/word/2010/wordprocessingInk" xmlns:wne="http://schemas.microsoft.com/office/word/2006/wordml" xmlns:wps="http://schemas.microsoft.com/office/word/2010/wordprocessingShape" mc:Ignorable="w14 w15 w16se w16cid w16 w16cex w16sdtdh w16sdtfl w16du wp14">
   <w:abstractNum w:abstractNumId="0" w15:restartNumberingAfterBreak="0">
     <w:nsid w:val="FFFFFF7C"/>
     <w:multiLevelType w:val="singleLevel"/>
@@ -2654,38 +2659,38 @@
       </w:rPr>
     </w:lvl>
   </w:abstractNum>
-  <w:num w:numId="1">
+  <w:num w:numId="1" w16cid:durableId="1297951940">
     <w:abstractNumId w:val="8"/>
   </w:num>
-  <w:num w:numId="2">
+  <w:num w:numId="2" w16cid:durableId="841358054">
     <w:abstractNumId w:val="6"/>
   </w:num>
-  <w:num w:numId="3">
+  <w:num w:numId="3" w16cid:durableId="627127075">
     <w:abstractNumId w:val="5"/>
   </w:num>
-  <w:num w:numId="4">
+  <w:num w:numId="4" w16cid:durableId="1993875792">
     <w:abstractNumId w:val="4"/>
   </w:num>
-  <w:num w:numId="5">
+  <w:num w:numId="5" w16cid:durableId="1987853739">
     <w:abstractNumId w:val="7"/>
   </w:num>
-  <w:num w:numId="6">
+  <w:num w:numId="6" w16cid:durableId="336621146">
     <w:abstractNumId w:val="3"/>
   </w:num>
-  <w:num w:numId="7">
+  <w:num w:numId="7" w16cid:durableId="1837840246">
     <w:abstractNumId w:val="2"/>
   </w:num>
-  <w:num w:numId="8">
+  <w:num w:numId="8" w16cid:durableId="1118257776">
     <w:abstractNumId w:val="1"/>
   </w:num>
-  <w:num w:numId="9">
+  <w:num w:numId="9" w16cid:durableId="2140802066">
     <w:abstractNumId w:val="0"/>
   </w:num>
 </w:numbering>
 </file>
 
 <file path=word/styles.xml><?xml version="1.0" encoding="utf-8"?>
-<w:styles xmlns:mc="http://schemas.openxmlformats.org/markup-compatibility/2006" xmlns:r="http://schemas.openxmlformats.org/officeDocument/2006/relationships" xmlns:w="http://schemas.openxmlformats.org/wordprocessingml/2006/main" xmlns:w14="http://schemas.microsoft.com/office/word/2010/wordml" xmlns:w15="http://schemas.microsoft.com/office/word/2012/wordml" xmlns:w16se="http://schemas.microsoft.com/office/word/2015/wordml/symex" mc:Ignorable="w14 w15 w16se">
+<w:styles xmlns:mc="http://schemas.openxmlformats.org/markup-compatibility/2006" xmlns:r="http://schemas.openxmlformats.org/officeDocument/2006/relationships" xmlns:w="http://schemas.openxmlformats.org/wordprocessingml/2006/main" xmlns:w14="http://schemas.microsoft.com/office/word/2010/wordml" xmlns:w15="http://schemas.microsoft.com/office/word/2012/wordml" xmlns:w16cex="http://schemas.microsoft.com/office/word/2018/wordml/cex" xmlns:w16cid="http://schemas.microsoft.com/office/word/2016/wordml/cid" xmlns:w16="http://schemas.microsoft.com/office/word/2018/wordml" xmlns:w16du="http://schemas.microsoft.com/office/word/2023/wordml/word16du" xmlns:w16sdtdh="http://schemas.microsoft.com/office/word/2020/wordml/sdtdatahash" xmlns:w16sdtfl="http://schemas.microsoft.com/office/word/2024/wordml/sdtformatlock" xmlns:w16se="http://schemas.microsoft.com/office/word/2015/wordml/symex" mc:Ignorable="w14 w15 w16se w16cid w16 w16cex w16sdtdh w16sdtfl w16du">
   <w:docDefaults>
     <w:rPrDefault>
       <w:rPr>
@@ -2701,7 +2706,7 @@
       </w:pPr>
     </w:pPrDefault>
   </w:docDefaults>
-  <w:latentStyles w:defLockedState="0" w:defUIPriority="99" w:defSemiHidden="0" w:defUnhideWhenUsed="0" w:defQFormat="0" w:count="371">
+  <w:latentStyles w:defLockedState="0" w:defUIPriority="99" w:defSemiHidden="0" w:defUnhideWhenUsed="0" w:defQFormat="0" w:count="376">
     <w:lsdException w:name="Normal" w:uiPriority="0" w:qFormat="1"/>
     <w:lsdException w:name="heading 1" w:uiPriority="9" w:qFormat="1"/>
     <w:lsdException w:name="heading 2" w:semiHidden="1" w:uiPriority="9" w:unhideWhenUsed="1" w:qFormat="1"/>
@@ -3064,6 +3069,11 @@
     <w:lsdException w:name="List Table 5 Dark Accent 6" w:uiPriority="50"/>
     <w:lsdException w:name="List Table 6 Colorful Accent 6" w:uiPriority="51"/>
     <w:lsdException w:name="List Table 7 Colorful Accent 6" w:uiPriority="52"/>
+    <w:lsdException w:name="Mention" w:semiHidden="1" w:unhideWhenUsed="1"/>
+    <w:lsdException w:name="Smart Hyperlink" w:semiHidden="1" w:unhideWhenUsed="1"/>
+    <w:lsdException w:name="Hashtag" w:semiHidden="1" w:unhideWhenUsed="1"/>
+    <w:lsdException w:name="Unresolved Mention" w:semiHidden="1" w:unhideWhenUsed="1"/>
+    <w:lsdException w:name="Smart Link" w:semiHidden="1" w:unhideWhenUsed="1"/>
   </w:latentStyles>
   <w:style w:type="paragraph" w:default="1" w:styleId="Normal">
     <w:name w:val="Normal"/>

--- a/CÔNG TY TNHH PHỤ KIỆN MỘC NĂM HÙNG/NamHung_TangVon/Bien_ban_hop_HDTV_Edited_OK.docx
+++ b/CÔNG TY TNHH PHỤ KIỆN MỘC NĂM HÙNG/NamHung_TangVon/Bien_ban_hop_HDTV_Edited_OK.docx
@@ -1,6 +1,6 @@
 
 <file path=word/document.xml><?xml version="1.0" encoding="utf-8"?>
-<w:document xmlns:wpc="http://schemas.microsoft.com/office/word/2010/wordprocessingCanvas" xmlns:cx="http://schemas.microsoft.com/office/drawing/2014/chartex" xmlns:cx1="http://schemas.microsoft.com/office/drawing/2015/9/8/chartex" xmlns:cx2="http://schemas.microsoft.com/office/drawing/2015/10/21/chartex" xmlns:cx3="http://schemas.microsoft.com/office/drawing/2016/5/9/chartex" xmlns:cx4="http://schemas.microsoft.com/office/drawing/2016/5/10/chartex" xmlns:cx5="http://schemas.microsoft.com/office/drawing/2016/5/11/chartex" xmlns:cx6="http://schemas.microsoft.com/office/drawing/2016/5/12/chartex" xmlns:cx7="http://schemas.microsoft.com/office/drawing/2016/5/13/chartex" xmlns:cx8="http://schemas.microsoft.com/office/drawing/2016/5/14/chartex" xmlns:mc="http://schemas.openxmlformats.org/markup-compatibility/2006" xmlns:aink="http://schemas.microsoft.com/office/drawing/2016/ink" xmlns:am3d="http://schemas.microsoft.com/office/drawing/2017/model3d" xmlns:o="urn:schemas-microsoft-com:office:office" xmlns:oel="http://schemas.microsoft.com/office/2019/extlst" xmlns:r="http://schemas.openxmlformats.org/officeDocument/2006/relationships" xmlns:m="http://schemas.openxmlformats.org/officeDocument/2006/math" xmlns:v="urn:schemas-microsoft-com:vml" xmlns:wp14="http://schemas.microsoft.com/office/word/2010/wordprocessingDrawing" xmlns:wp="http://schemas.openxmlformats.org/drawingml/2006/wordprocessingDrawing" xmlns:w10="urn:schemas-microsoft-com:office:word" xmlns:w="http://schemas.openxmlformats.org/wordprocessingml/2006/main" xmlns:w14="http://schemas.microsoft.com/office/word/2010/wordml" xmlns:w15="http://schemas.microsoft.com/office/word/2012/wordml" xmlns:w16cex="http://schemas.microsoft.com/office/word/2018/wordml/cex" xmlns:w16cid="http://schemas.microsoft.com/office/word/2016/wordml/cid" xmlns:w16="http://schemas.microsoft.com/office/word/2018/wordml" xmlns:w16du="http://schemas.microsoft.com/office/word/2023/wordml/word16du" xmlns:w16sdtdh="http://schemas.microsoft.com/office/word/2020/wordml/sdtdatahash" xmlns:w16sdtfl="http://schemas.microsoft.com/office/word/2024/wordml/sdtformatlock" xmlns:w16se="http://schemas.microsoft.com/office/word/2015/wordml/symex" xmlns:wpg="http://schemas.microsoft.com/office/word/2010/wordprocessingGroup" xmlns:wpi="http://schemas.microsoft.com/office/word/2010/wordprocessingInk" xmlns:wne="http://schemas.microsoft.com/office/word/2006/wordml" xmlns:wps="http://schemas.microsoft.com/office/word/2010/wordprocessingShape" mc:Ignorable="w14 w15 w16se w16cid w16 w16cex w16sdtdh w16sdtfl w16du wp14">
+<w:document xmlns:wpc="http://schemas.microsoft.com/office/word/2010/wordprocessingCanvas" xmlns:cx="http://schemas.microsoft.com/office/drawing/2014/chartex" xmlns:cx1="http://schemas.microsoft.com/office/drawing/2015/9/8/chartex" xmlns:mc="http://schemas.openxmlformats.org/markup-compatibility/2006" xmlns:o="urn:schemas-microsoft-com:office:office" xmlns:r="http://schemas.openxmlformats.org/officeDocument/2006/relationships" xmlns:m="http://schemas.openxmlformats.org/officeDocument/2006/math" xmlns:v="urn:schemas-microsoft-com:vml" xmlns:wp14="http://schemas.microsoft.com/office/word/2010/wordprocessingDrawing" xmlns:wp="http://schemas.openxmlformats.org/drawingml/2006/wordprocessingDrawing" xmlns:w10="urn:schemas-microsoft-com:office:word" xmlns:w="http://schemas.openxmlformats.org/wordprocessingml/2006/main" xmlns:w14="http://schemas.microsoft.com/office/word/2010/wordml" xmlns:w15="http://schemas.microsoft.com/office/word/2012/wordml" xmlns:w16se="http://schemas.microsoft.com/office/word/2015/wordml/symex" xmlns:wpg="http://schemas.microsoft.com/office/word/2010/wordprocessingGroup" xmlns:wpi="http://schemas.microsoft.com/office/word/2010/wordprocessingInk" xmlns:wne="http://schemas.microsoft.com/office/word/2006/wordml" xmlns:wps="http://schemas.microsoft.com/office/word/2010/wordprocessingShape" mc:Ignorable="w14 w15 w16se wp14">
   <w:body>
     <w:tbl>
       <w:tblPr>
@@ -420,8 +420,10 @@
           <w:rFonts w:cs="Times New Roman"/>
           <w:szCs w:val="26"/>
         </w:rPr>
-        <w:t>1</w:t>
+        <w:t>2</w:t>
       </w:r>
+      <w:bookmarkStart w:id="0" w:name="_GoBack"/>
+      <w:bookmarkEnd w:id="0"/>
       <w:r>
         <w:rPr>
           <w:rFonts w:cs="Times New Roman"/>
@@ -537,14 +539,7 @@
           <w:rFonts w:cs="Times New Roman"/>
           <w:szCs w:val="26"/>
         </w:rPr>
-        <w:t>1</w:t>
-      </w:r>
-      <w:r>
-        <w:rPr>
-          <w:rFonts w:cs="Times New Roman"/>
-          <w:szCs w:val="26"/>
-        </w:rPr>
-        <w:t>4</w:t>
+        <w:t>25</w:t>
       </w:r>
       <w:r>
         <w:rPr>
@@ -2487,7 +2482,7 @@
 </file>
 
 <file path=word/numbering.xml><?xml version="1.0" encoding="utf-8"?>
-<w:numbering xmlns:wpc="http://schemas.microsoft.com/office/word/2010/wordprocessingCanvas" xmlns:cx="http://schemas.microsoft.com/office/drawing/2014/chartex" xmlns:cx1="http://schemas.microsoft.com/office/drawing/2015/9/8/chartex" xmlns:cx2="http://schemas.microsoft.com/office/drawing/2015/10/21/chartex" xmlns:cx3="http://schemas.microsoft.com/office/drawing/2016/5/9/chartex" xmlns:cx4="http://schemas.microsoft.com/office/drawing/2016/5/10/chartex" xmlns:cx5="http://schemas.microsoft.com/office/drawing/2016/5/11/chartex" xmlns:cx6="http://schemas.microsoft.com/office/drawing/2016/5/12/chartex" xmlns:cx7="http://schemas.microsoft.com/office/drawing/2016/5/13/chartex" xmlns:cx8="http://schemas.microsoft.com/office/drawing/2016/5/14/chartex" xmlns:mc="http://schemas.openxmlformats.org/markup-compatibility/2006" xmlns:aink="http://schemas.microsoft.com/office/drawing/2016/ink" xmlns:am3d="http://schemas.microsoft.com/office/drawing/2017/model3d" xmlns:o="urn:schemas-microsoft-com:office:office" xmlns:oel="http://schemas.microsoft.com/office/2019/extlst" xmlns:r="http://schemas.openxmlformats.org/officeDocument/2006/relationships" xmlns:m="http://schemas.openxmlformats.org/officeDocument/2006/math" xmlns:v="urn:schemas-microsoft-com:vml" xmlns:wp14="http://schemas.microsoft.com/office/word/2010/wordprocessingDrawing" xmlns:wp="http://schemas.openxmlformats.org/drawingml/2006/wordprocessingDrawing" xmlns:w10="urn:schemas-microsoft-com:office:word" xmlns:w="http://schemas.openxmlformats.org/wordprocessingml/2006/main" xmlns:w14="http://schemas.microsoft.com/office/word/2010/wordml" xmlns:w15="http://schemas.microsoft.com/office/word/2012/wordml" xmlns:w16cex="http://schemas.microsoft.com/office/word/2018/wordml/cex" xmlns:w16cid="http://schemas.microsoft.com/office/word/2016/wordml/cid" xmlns:w16="http://schemas.microsoft.com/office/word/2018/wordml" xmlns:w16du="http://schemas.microsoft.com/office/word/2023/wordml/word16du" xmlns:w16sdtdh="http://schemas.microsoft.com/office/word/2020/wordml/sdtdatahash" xmlns:w16sdtfl="http://schemas.microsoft.com/office/word/2024/wordml/sdtformatlock" xmlns:w16se="http://schemas.microsoft.com/office/word/2015/wordml/symex" xmlns:wpg="http://schemas.microsoft.com/office/word/2010/wordprocessingGroup" xmlns:wpi="http://schemas.microsoft.com/office/word/2010/wordprocessingInk" xmlns:wne="http://schemas.microsoft.com/office/word/2006/wordml" xmlns:wps="http://schemas.microsoft.com/office/word/2010/wordprocessingShape" mc:Ignorable="w14 w15 w16se w16cid w16 w16cex w16sdtdh w16sdtfl w16du wp14">
+<w:numbering xmlns:wpc="http://schemas.microsoft.com/office/word/2010/wordprocessingCanvas" xmlns:cx="http://schemas.microsoft.com/office/drawing/2014/chartex" xmlns:cx1="http://schemas.microsoft.com/office/drawing/2015/9/8/chartex" xmlns:mc="http://schemas.openxmlformats.org/markup-compatibility/2006" xmlns:o="urn:schemas-microsoft-com:office:office" xmlns:r="http://schemas.openxmlformats.org/officeDocument/2006/relationships" xmlns:m="http://schemas.openxmlformats.org/officeDocument/2006/math" xmlns:v="urn:schemas-microsoft-com:vml" xmlns:wp14="http://schemas.microsoft.com/office/word/2010/wordprocessingDrawing" xmlns:wp="http://schemas.openxmlformats.org/drawingml/2006/wordprocessingDrawing" xmlns:w10="urn:schemas-microsoft-com:office:word" xmlns:w="http://schemas.openxmlformats.org/wordprocessingml/2006/main" xmlns:w14="http://schemas.microsoft.com/office/word/2010/wordml" xmlns:w15="http://schemas.microsoft.com/office/word/2012/wordml" xmlns:w16se="http://schemas.microsoft.com/office/word/2015/wordml/symex" xmlns:wpg="http://schemas.microsoft.com/office/word/2010/wordprocessingGroup" xmlns:wpi="http://schemas.microsoft.com/office/word/2010/wordprocessingInk" xmlns:wne="http://schemas.microsoft.com/office/word/2006/wordml" xmlns:wps="http://schemas.microsoft.com/office/word/2010/wordprocessingShape" mc:Ignorable="w14 w15 w16se wp14">
   <w:abstractNum w:abstractNumId="0" w15:restartNumberingAfterBreak="0">
     <w:nsid w:val="FFFFFF7C"/>
     <w:multiLevelType w:val="singleLevel"/>
@@ -2659,38 +2654,38 @@
       </w:rPr>
     </w:lvl>
   </w:abstractNum>
-  <w:num w:numId="1" w16cid:durableId="1297951940">
+  <w:num w:numId="1">
     <w:abstractNumId w:val="8"/>
   </w:num>
-  <w:num w:numId="2" w16cid:durableId="841358054">
+  <w:num w:numId="2">
     <w:abstractNumId w:val="6"/>
   </w:num>
-  <w:num w:numId="3" w16cid:durableId="627127075">
+  <w:num w:numId="3">
     <w:abstractNumId w:val="5"/>
   </w:num>
-  <w:num w:numId="4" w16cid:durableId="1993875792">
+  <w:num w:numId="4">
     <w:abstractNumId w:val="4"/>
   </w:num>
-  <w:num w:numId="5" w16cid:durableId="1987853739">
+  <w:num w:numId="5">
     <w:abstractNumId w:val="7"/>
   </w:num>
-  <w:num w:numId="6" w16cid:durableId="336621146">
+  <w:num w:numId="6">
     <w:abstractNumId w:val="3"/>
   </w:num>
-  <w:num w:numId="7" w16cid:durableId="1837840246">
+  <w:num w:numId="7">
     <w:abstractNumId w:val="2"/>
   </w:num>
-  <w:num w:numId="8" w16cid:durableId="1118257776">
+  <w:num w:numId="8">
     <w:abstractNumId w:val="1"/>
   </w:num>
-  <w:num w:numId="9" w16cid:durableId="2140802066">
+  <w:num w:numId="9">
     <w:abstractNumId w:val="0"/>
   </w:num>
 </w:numbering>
 </file>
 
 <file path=word/styles.xml><?xml version="1.0" encoding="utf-8"?>
-<w:styles xmlns:mc="http://schemas.openxmlformats.org/markup-compatibility/2006" xmlns:r="http://schemas.openxmlformats.org/officeDocument/2006/relationships" xmlns:w="http://schemas.openxmlformats.org/wordprocessingml/2006/main" xmlns:w14="http://schemas.microsoft.com/office/word/2010/wordml" xmlns:w15="http://schemas.microsoft.com/office/word/2012/wordml" xmlns:w16cex="http://schemas.microsoft.com/office/word/2018/wordml/cex" xmlns:w16cid="http://schemas.microsoft.com/office/word/2016/wordml/cid" xmlns:w16="http://schemas.microsoft.com/office/word/2018/wordml" xmlns:w16du="http://schemas.microsoft.com/office/word/2023/wordml/word16du" xmlns:w16sdtdh="http://schemas.microsoft.com/office/word/2020/wordml/sdtdatahash" xmlns:w16sdtfl="http://schemas.microsoft.com/office/word/2024/wordml/sdtformatlock" xmlns:w16se="http://schemas.microsoft.com/office/word/2015/wordml/symex" mc:Ignorable="w14 w15 w16se w16cid w16 w16cex w16sdtdh w16sdtfl w16du">
+<w:styles xmlns:mc="http://schemas.openxmlformats.org/markup-compatibility/2006" xmlns:r="http://schemas.openxmlformats.org/officeDocument/2006/relationships" xmlns:w="http://schemas.openxmlformats.org/wordprocessingml/2006/main" xmlns:w14="http://schemas.microsoft.com/office/word/2010/wordml" xmlns:w15="http://schemas.microsoft.com/office/word/2012/wordml" xmlns:w16se="http://schemas.microsoft.com/office/word/2015/wordml/symex" mc:Ignorable="w14 w15 w16se">
   <w:docDefaults>
     <w:rPrDefault>
       <w:rPr>
@@ -2706,7 +2701,7 @@
       </w:pPr>
     </w:pPrDefault>
   </w:docDefaults>
-  <w:latentStyles w:defLockedState="0" w:defUIPriority="99" w:defSemiHidden="0" w:defUnhideWhenUsed="0" w:defQFormat="0" w:count="376">
+  <w:latentStyles w:defLockedState="0" w:defUIPriority="99" w:defSemiHidden="0" w:defUnhideWhenUsed="0" w:defQFormat="0" w:count="371">
     <w:lsdException w:name="Normal" w:uiPriority="0" w:qFormat="1"/>
     <w:lsdException w:name="heading 1" w:uiPriority="9" w:qFormat="1"/>
     <w:lsdException w:name="heading 2" w:semiHidden="1" w:uiPriority="9" w:unhideWhenUsed="1" w:qFormat="1"/>
@@ -3069,11 +3064,6 @@
     <w:lsdException w:name="List Table 5 Dark Accent 6" w:uiPriority="50"/>
     <w:lsdException w:name="List Table 6 Colorful Accent 6" w:uiPriority="51"/>
     <w:lsdException w:name="List Table 7 Colorful Accent 6" w:uiPriority="52"/>
-    <w:lsdException w:name="Mention" w:semiHidden="1" w:unhideWhenUsed="1"/>
-    <w:lsdException w:name="Smart Hyperlink" w:semiHidden="1" w:unhideWhenUsed="1"/>
-    <w:lsdException w:name="Hashtag" w:semiHidden="1" w:unhideWhenUsed="1"/>
-    <w:lsdException w:name="Unresolved Mention" w:semiHidden="1" w:unhideWhenUsed="1"/>
-    <w:lsdException w:name="Smart Link" w:semiHidden="1" w:unhideWhenUsed="1"/>
   </w:latentStyles>
   <w:style w:type="paragraph" w:default="1" w:styleId="Normal">
     <w:name w:val="Normal"/>
@@ -14403,7 +14393,7 @@
 </file>
 
 <file path=customXml/itemProps1.xml><?xml version="1.0" encoding="utf-8"?>
-<ds:datastoreItem xmlns:ds="http://schemas.openxmlformats.org/officeDocument/2006/customXml" ds:itemID="{FD0344E5-8E34-4B4A-B057-B158809ADD13}">
+<ds:datastoreItem xmlns:ds="http://schemas.openxmlformats.org/officeDocument/2006/customXml" ds:itemID="{FBE40D4A-56E7-461D-B221-E93761DF9F95}">
   <ds:schemaRefs>
     <ds:schemaRef ds:uri="http://schemas.openxmlformats.org/officeDocument/2006/bibliography"/>
   </ds:schemaRefs>

--- a/CÔNG TY TNHH PHỤ KIỆN MỘC NĂM HÙNG/NamHung_TangVon/Bien_ban_hop_HDTV_Edited_OK.docx
+++ b/CÔNG TY TNHH PHỤ KIỆN MỘC NĂM HÙNG/NamHung_TangVon/Bien_ban_hop_HDTV_Edited_OK.docx
@@ -145,22 +145,17 @@
                 <w:i/>
                 <w:sz w:val="24"/>
               </w:rPr>
-              <w:t xml:space="preserve">Thành phố Hồ Chí Minh, ngày </w:t>
+              <w:t xml:space="preserve">Thành phố Hồ Chí Minh, </w:t>
             </w:r>
             <w:r>
               <w:rPr>
                 <w:i/>
                 <w:sz w:val="24"/>
               </w:rPr>
-              <w:t>29</w:t>
+              <w:t>ngày 4 tháng 9 năm 2026</w:t>
             </w:r>
-            <w:r>
-              <w:rPr>
-                <w:i/>
-                <w:sz w:val="24"/>
-              </w:rPr>
-              <w:t xml:space="preserve"> tháng 7 năm 2026</w:t>
-            </w:r>
+            <w:bookmarkStart w:id="0" w:name="_GoBack"/>
+            <w:bookmarkEnd w:id="0"/>
           </w:p>
         </w:tc>
       </w:tr>
@@ -213,13 +208,13 @@
         <w:jc w:val="both"/>
       </w:pPr>
       <w:r>
-        <w:t xml:space="preserve">- Thời gian: Từ 9 giờ 00 đến 11 giờ 00, ngày </w:t>
+        <w:t xml:space="preserve">- Thời gian: Từ 9 giờ 00 đến 11 giờ 00, </w:t>
       </w:r>
       <w:r>
-        <w:t>29</w:t>
+        <w:t>ngày 4 tháng 9 năm 2026</w:t>
       </w:r>
       <w:r>
-        <w:t xml:space="preserve"> tháng 7 năm 2026.</w:t>
+        <w:t>.</w:t>
       </w:r>
     </w:p>
     <w:p>
@@ -422,8 +417,6 @@
         </w:rPr>
         <w:t>2</w:t>
       </w:r>
-      <w:bookmarkStart w:id="0" w:name="_GoBack"/>
-      <w:bookmarkEnd w:id="0"/>
       <w:r>
         <w:rPr>
           <w:rFonts w:cs="Times New Roman"/>
@@ -14393,7 +14386,7 @@
 </file>
 
 <file path=customXml/itemProps1.xml><?xml version="1.0" encoding="utf-8"?>
-<ds:datastoreItem xmlns:ds="http://schemas.openxmlformats.org/officeDocument/2006/customXml" ds:itemID="{FBE40D4A-56E7-461D-B221-E93761DF9F95}">
+<ds:datastoreItem xmlns:ds="http://schemas.openxmlformats.org/officeDocument/2006/customXml" ds:itemID="{6E502C3F-04E0-4471-A8E6-709E1F6C004E}">
   <ds:schemaRefs>
     <ds:schemaRef ds:uri="http://schemas.openxmlformats.org/officeDocument/2006/bibliography"/>
   </ds:schemaRefs>
